--- a/2assignment.docx
+++ b/2assignment.docx
@@ -529,7 +529,29 @@
                 <w:lang w:eastAsia="en-IN"/>
                 <w14:ligatures w14:val="none"/>
               </w:rPr>
-              <w:t>Valid email and valid  password (Ep-Valid partition)</w:t>
+              <w:t xml:space="preserve">Valid email and </w:t>
+            </w:r>
+            <w:proofErr w:type="gramStart"/>
+            <w:r>
+              <w:rPr>
+                <w:rFonts w:ascii="Calibri" w:eastAsia="Times New Roman" w:hAnsi="Calibri" w:cs="Calibri"/>
+                <w:color w:val="000000"/>
+                <w:kern w:val="0"/>
+                <w:lang w:eastAsia="en-IN"/>
+                <w14:ligatures w14:val="none"/>
+              </w:rPr>
+              <w:t>valid  password</w:t>
+            </w:r>
+            <w:proofErr w:type="gramEnd"/>
+            <w:r>
+              <w:rPr>
+                <w:rFonts w:ascii="Calibri" w:eastAsia="Times New Roman" w:hAnsi="Calibri" w:cs="Calibri"/>
+                <w:color w:val="000000"/>
+                <w:kern w:val="0"/>
+                <w:lang w:eastAsia="en-IN"/>
+                <w14:ligatures w14:val="none"/>
+              </w:rPr>
+              <w:t xml:space="preserve"> (Ep-Valid partition)</w:t>
             </w:r>
           </w:p>
         </w:tc>
@@ -557,15 +579,49 @@
                 <w14:ligatures w14:val="none"/>
               </w:rPr>
             </w:pPr>
-            <w:r>
-              <w:rPr>
-                <w:rFonts w:ascii="Calibri" w:eastAsia="Times New Roman" w:hAnsi="Calibri" w:cs="Calibri"/>
-                <w:color w:val="000000"/>
-                <w:kern w:val="0"/>
-                <w:lang w:eastAsia="en-IN"/>
-                <w14:ligatures w14:val="none"/>
-              </w:rPr>
-              <w:t>Email:User@gmail.com    Password:Test1234</w:t>
+            <w:proofErr w:type="gramStart"/>
+            <w:r>
+              <w:rPr>
+                <w:rFonts w:ascii="Calibri" w:eastAsia="Times New Roman" w:hAnsi="Calibri" w:cs="Calibri"/>
+                <w:color w:val="000000"/>
+                <w:kern w:val="0"/>
+                <w:lang w:eastAsia="en-IN"/>
+                <w14:ligatures w14:val="none"/>
+              </w:rPr>
+              <w:t>Email:User@gmail.com</w:t>
+            </w:r>
+            <w:proofErr w:type="gramEnd"/>
+            <w:r>
+              <w:rPr>
+                <w:rFonts w:ascii="Calibri" w:eastAsia="Times New Roman" w:hAnsi="Calibri" w:cs="Calibri"/>
+                <w:color w:val="000000"/>
+                <w:kern w:val="0"/>
+                <w:lang w:eastAsia="en-IN"/>
+                <w14:ligatures w14:val="none"/>
+              </w:rPr>
+              <w:t xml:space="preserve">    </w:t>
+            </w:r>
+            <w:proofErr w:type="gramStart"/>
+            <w:r>
+              <w:rPr>
+                <w:rFonts w:ascii="Calibri" w:eastAsia="Times New Roman" w:hAnsi="Calibri" w:cs="Calibri"/>
+                <w:color w:val="000000"/>
+                <w:kern w:val="0"/>
+                <w:lang w:eastAsia="en-IN"/>
+                <w14:ligatures w14:val="none"/>
+              </w:rPr>
+              <w:t>Password:Test</w:t>
+            </w:r>
+            <w:proofErr w:type="gramEnd"/>
+            <w:r>
+              <w:rPr>
+                <w:rFonts w:ascii="Calibri" w:eastAsia="Times New Roman" w:hAnsi="Calibri" w:cs="Calibri"/>
+                <w:color w:val="000000"/>
+                <w:kern w:val="0"/>
+                <w:lang w:eastAsia="en-IN"/>
+                <w14:ligatures w14:val="none"/>
+              </w:rPr>
+              <w:t>1234</w:t>
             </w:r>
           </w:p>
         </w:tc>
@@ -827,7 +883,29 @@
                 <w:lang w:eastAsia="en-IN"/>
                 <w14:ligatures w14:val="none"/>
               </w:rPr>
-              <w:t>Email without domain (.com/.in) (EP – invalid partition)</w:t>
+              <w:t xml:space="preserve">Email without domain </w:t>
+            </w:r>
+            <w:proofErr w:type="gramStart"/>
+            <w:r>
+              <w:rPr>
+                <w:rFonts w:ascii="Calibri" w:eastAsia="Times New Roman" w:hAnsi="Calibri" w:cs="Calibri"/>
+                <w:color w:val="000000"/>
+                <w:kern w:val="0"/>
+                <w:lang w:eastAsia="en-IN"/>
+                <w14:ligatures w14:val="none"/>
+              </w:rPr>
+              <w:t>(.com/.in</w:t>
+            </w:r>
+            <w:proofErr w:type="gramEnd"/>
+            <w:r>
+              <w:rPr>
+                <w:rFonts w:ascii="Calibri" w:eastAsia="Times New Roman" w:hAnsi="Calibri" w:cs="Calibri"/>
+                <w:color w:val="000000"/>
+                <w:kern w:val="0"/>
+                <w:lang w:eastAsia="en-IN"/>
+                <w14:ligatures w14:val="none"/>
+              </w:rPr>
+              <w:t>) (EP – invalid partition)</w:t>
             </w:r>
           </w:p>
         </w:tc>
@@ -1888,10 +1966,12 @@
           </w:tcPr>
           <w:p>
             <w:proofErr w:type="spellStart"/>
+            <w:proofErr w:type="gramStart"/>
             <w:r>
               <w:t>Condition:Order</w:t>
             </w:r>
             <w:proofErr w:type="spellEnd"/>
+            <w:proofErr w:type="gramEnd"/>
             <w:r>
               <w:t xml:space="preserve"> amount&gt;500</w:t>
             </w:r>
@@ -1905,10 +1985,12 @@
           </w:tcPr>
           <w:p>
             <w:proofErr w:type="spellStart"/>
+            <w:proofErr w:type="gramStart"/>
             <w:r>
               <w:t>Condition:UserType</w:t>
             </w:r>
             <w:proofErr w:type="spellEnd"/>
+            <w:proofErr w:type="gramEnd"/>
             <w:r>
               <w:t>=PREMIUM</w:t>
             </w:r>
@@ -3187,27 +3269,34 @@
       </w:r>
       <w:proofErr w:type="spellEnd"/>
       <w:r>
-        <w:t xml:space="preserve"> &gt; 500 ?</w:t>
-      </w:r>
-    </w:p>
-    <w:p>
-      <w:r>
-        <w:t xml:space="preserve">   /            \</w:t>
-      </w:r>
-    </w:p>
-    <w:p>
-      <w:r>
-        <w:t xml:space="preserve"> Yes            No</w:t>
-      </w:r>
-    </w:p>
-    <w:p>
-      <w:r>
-        <w:t xml:space="preserve">  |              |</w:t>
-      </w:r>
-    </w:p>
-    <w:p>
-      <w:r>
-        <w:t xml:space="preserve">  v              </w:t>
+        <w:t xml:space="preserve"> &gt; </w:t>
+      </w:r>
+      <w:proofErr w:type="gramStart"/>
+      <w:r>
+        <w:t>500 ?</w:t>
+      </w:r>
+      <w:proofErr w:type="gramEnd"/>
+    </w:p>
+    <w:p>
+      <w:r>
+        <w:t>no</w:t>
+      </w:r>
+      <w:r>
+        <w:t xml:space="preserve">   </w:t>
+      </w:r>
+      <w:r>
+        <w:t xml:space="preserve"> </w:t>
+      </w:r>
+      <w:r>
+        <w:t>/            \</w:t>
+      </w:r>
+      <w:r>
+        <w:t>yes</w:t>
+      </w:r>
+    </w:p>
+    <w:p>
+      <w:r>
+        <w:t xml:space="preserve">V                 </w:t>
       </w:r>
       <w:proofErr w:type="spellStart"/>
       <w:r>
@@ -3217,60 +3306,111 @@
     </w:p>
     <w:p>
       <w:r>
-        <w:t xml:space="preserve">3 </w:t>
+        <w:t>3</w:t>
+      </w:r>
+      <w:r>
+        <w:t>Dis</w:t>
+      </w:r>
+      <w:r>
+        <w:t>0%</w:t>
+      </w:r>
+      <w:r>
+        <w:t xml:space="preserve">     </w:t>
+      </w:r>
+      <w:r>
+        <w:t>4</w:t>
+      </w:r>
+      <w:r>
+        <w:t>User prem</w:t>
+      </w:r>
+    </w:p>
+    <w:p>
+      <w:r>
+        <w:t xml:space="preserve"> </w:t>
+      </w:r>
+      <w:r>
+        <w:t xml:space="preserve">   </w:t>
+      </w:r>
+      <w:r>
+        <w:t>\</w:t>
+      </w:r>
+      <w:r>
+        <w:t xml:space="preserve">               </w:t>
+      </w:r>
+      <w:r>
+        <w:t>yes</w:t>
+      </w:r>
+      <w:r>
+        <w:t xml:space="preserve"> /             </w:t>
+      </w:r>
+      <w:r>
+        <w:t xml:space="preserve"> \</w:t>
+      </w:r>
+      <w:r>
+        <w:t xml:space="preserve">  </w:t>
+      </w:r>
+      <w:r>
+        <w:t>no</w:t>
+      </w:r>
+      <w:r>
+        <w:t xml:space="preserve">                                                                                                </w:t>
+      </w:r>
+    </w:p>
+    <w:p>
+      <w:r>
+        <w:t xml:space="preserve">       \              v              </w:t>
       </w:r>
       <w:proofErr w:type="spellStart"/>
       <w:r>
-        <w:t>userType</w:t>
+        <w:t>v</w:t>
       </w:r>
       <w:proofErr w:type="spellEnd"/>
-      <w:r>
-        <w:t>=PREMIUM ?   6 discount=0</w:t>
-      </w:r>
-    </w:p>
-    <w:p>
-      <w:r>
-        <w:t xml:space="preserve">   /        \</w:t>
-      </w:r>
-    </w:p>
-    <w:p>
-      <w:r>
-        <w:t xml:space="preserve"> Yes        No</w:t>
-      </w:r>
-    </w:p>
-    <w:p>
-      <w:r>
-        <w:t xml:space="preserve">  |          |</w:t>
-      </w:r>
-    </w:p>
-    <w:p>
-      <w:r>
-        <w:t xml:space="preserve">  v          </w:t>
+    </w:p>
+    <w:p>
+      <w:r>
+        <w:t xml:space="preserve">        </w:t>
+      </w:r>
+      <w:r>
+        <w:t xml:space="preserve"> </w:t>
+      </w:r>
+      <w:r>
+        <w:t xml:space="preserve">\        </w:t>
+      </w:r>
+      <w:r>
+        <w:t xml:space="preserve">5Disc20% </w:t>
+      </w:r>
+      <w:r>
+        <w:t xml:space="preserve">  </w:t>
+      </w:r>
+      <w:r>
+        <w:t>6Disc10%</w:t>
+      </w:r>
+    </w:p>
+    <w:p>
+      <w:r>
+        <w:t xml:space="preserve">             \         /              /</w:t>
+      </w:r>
+    </w:p>
+    <w:p>
+      <w:r>
+        <w:t xml:space="preserve">     </w:t>
+      </w:r>
+      <w:r>
+        <w:t xml:space="preserve">      </w:t>
+      </w:r>
+      <w:r>
+        <w:t xml:space="preserve">  </w:t>
+      </w:r>
+      <w:r>
+        <w:t xml:space="preserve">V        </w:t>
       </w:r>
       <w:proofErr w:type="spellStart"/>
       <w:r>
         <w:t>v</w:t>
       </w:r>
       <w:proofErr w:type="spellEnd"/>
-    </w:p>
-    <w:p>
-      <w:r>
-        <w:t>4 discount20   5 discount10</w:t>
-      </w:r>
-    </w:p>
-    <w:p>
-      <w:r>
-        <w:t xml:space="preserve">   |            |</w:t>
-      </w:r>
-    </w:p>
-    <w:p>
-      <w:r>
-        <w:t xml:space="preserve">    \          /</w:t>
-      </w:r>
-    </w:p>
-    <w:p>
-      <w:r>
-        <w:t xml:space="preserve">       v    </w:t>
+      <w:r>
+        <w:t xml:space="preserve">            </w:t>
       </w:r>
       <w:proofErr w:type="spellStart"/>
       <w:r>
@@ -3280,41 +3420,44 @@
     </w:p>
     <w:p>
       <w:r>
+        <w:t xml:space="preserve">                   </w:t>
+      </w:r>
+      <w:r>
+        <w:t>7END</w:t>
+      </w:r>
+    </w:p>
+    <w:p/>
+    <w:p>
+      <w:pPr>
+        <w:pStyle w:val="ListParagraph"/>
+      </w:pPr>
+    </w:p>
+    <w:p>
+      <w:proofErr w:type="spellStart"/>
+      <w:proofErr w:type="gramStart"/>
+      <w:r>
+        <w:t>Formula:V</w:t>
+      </w:r>
+      <w:proofErr w:type="spellEnd"/>
+      <w:proofErr w:type="gramEnd"/>
+      <w:r>
+        <w:t>(G)=E-N+2P</w:t>
+      </w:r>
+    </w:p>
+    <w:p>
+      <w:r>
+        <w:t>8</w:t>
+      </w:r>
+      <w:r>
+        <w:t>-7+2</w:t>
+      </w:r>
+      <w:r>
+        <w:t>(1)</w:t>
+      </w:r>
+    </w:p>
+    <w:p>
+      <w:r>
         <w:lastRenderedPageBreak/>
-        <w:t xml:space="preserve">      </w:t>
-      </w:r>
-      <w:r>
-        <w:t>7END</w:t>
-      </w:r>
-    </w:p>
-    <w:p>
-      <w:pPr>
-        <w:pStyle w:val="ListParagraph"/>
-      </w:pPr>
-    </w:p>
-    <w:p>
-      <w:proofErr w:type="spellStart"/>
-      <w:r>
-        <w:t>Formula:V</w:t>
-      </w:r>
-      <w:proofErr w:type="spellEnd"/>
-      <w:r>
-        <w:t>(G)=E-N+2P</w:t>
-      </w:r>
-    </w:p>
-    <w:p>
-      <w:r>
-        <w:t>8</w:t>
-      </w:r>
-      <w:r>
-        <w:t>-7+2</w:t>
-      </w:r>
-      <w:r>
-        <w:t>(1)</w:t>
-      </w:r>
-    </w:p>
-    <w:p>
-      <w:r>
         <w:t>1+2(1)</w:t>
       </w:r>
     </w:p>
